--- a/server/assets/template_list.docx
+++ b/server/assets/template_list.docx
@@ -272,7 +272,7 @@
                 <w:szCs w:val="16"/>
                 <w:rtl/>
               </w:rPr>
-              <w:t xml:space="preserve">عدد الملف</w:t>
+              <w:t xml:space="preserve">عدد التضمين</w:t>
             </w:r>
           </w:p>
         </w:tc>
